--- a/texte/Coma.docx
+++ b/texte/Coma.docx
@@ -54,6 +54,19 @@
       </w:r>
     </w:p>
     <w:p>
+      <w:pPr>
+        <w:rPr>
+          <w:lang w:val="en-GB"/>
+        </w:rPr>
+      </w:pPr>
+      <w:r>
+        <w:rPr>
+          <w:lang w:val="en-GB"/>
+        </w:rPr>
+        <w:t>Coma was not a project in that sense, but it was my first experience in the IT working world, away from university projects. I did my five-month internship for my studies at this company in 2020.</w:t>
+      </w:r>
+    </w:p>
+    <w:p>
       <w:r>
         <w:t>Alles in allem</w:t>
       </w:r>
@@ -88,7 +101,33 @@
         <w:t>sehr viel dabei gelernt.</w:t>
       </w:r>
     </w:p>
-    <w:p/>
+    <w:p>
+      <w:pPr>
+        <w:rPr>
+          <w:lang w:val="en-GB"/>
+        </w:rPr>
+      </w:pPr>
+      <w:r>
+        <w:rPr>
+          <w:lang w:val="en-GB"/>
+        </w:rPr>
+        <w:t>All in all, it was a very nice time there, I had nice colleagues, a pleasant working atmosphere and I got very good work assignments right from the start. I'm very grateful to my boss at the time, especially for this last aspect. She not only challenged me, but also encouraged me. For example, in addition to my tasks, I had to give a presentation on any IT topic for the team meeting every month. Most of the time, I couldn't tell the team anything new, but I learned a lot in the process.</w:t>
+      </w:r>
+    </w:p>
+    <w:p>
+      <w:pPr>
+        <w:rPr>
+          <w:lang w:val="en-GB"/>
+        </w:rPr>
+      </w:pPr>
+    </w:p>
+    <w:p>
+      <w:pPr>
+        <w:rPr>
+          <w:lang w:val="en-GB"/>
+        </w:rPr>
+      </w:pPr>
+    </w:p>
     <w:p>
       <w:pPr>
         <w:pStyle w:val="berschrift1"/>
@@ -167,7 +206,74 @@
       </w:r>
     </w:p>
     <w:p>
-      <w:r>
+      <w:pPr>
+        <w:rPr>
+          <w:lang w:val="en-GB"/>
+        </w:rPr>
+      </w:pPr>
+      <w:r>
+        <w:rPr>
+          <w:lang w:val="en-GB"/>
+        </w:rPr>
+        <w:t>Imago was the biggest project that accompanied me at that time. It started shortly before I started my internship and was finished shortly before the end. Here I was allowed to rebuild complete web</w:t>
+      </w:r>
+      <w:r>
+        <w:rPr>
+          <w:lang w:val="en-GB"/>
+        </w:rPr>
+        <w:t>pages</w:t>
+      </w:r>
+      <w:r>
+        <w:rPr>
+          <w:lang w:val="en-GB"/>
+        </w:rPr>
+        <w:t xml:space="preserve"> in the design given by the designers, implement animations and algorithms, fix bugs and much more.</w:t>
+      </w:r>
+    </w:p>
+    <w:p>
+      <w:pPr>
+        <w:rPr>
+          <w:lang w:val="en-GB"/>
+        </w:rPr>
+      </w:pPr>
+      <w:r>
+        <w:rPr>
+          <w:lang w:val="en-GB"/>
+        </w:rPr>
+        <w:t xml:space="preserve">The technologies that were mainly worked with here were nunjucks.js, gulp.js and </w:t>
+      </w:r>
+      <w:proofErr w:type="spellStart"/>
+      <w:r>
+        <w:rPr>
+          <w:lang w:val="en-GB"/>
+        </w:rPr>
+        <w:t>tailwindcss</w:t>
+      </w:r>
+      <w:proofErr w:type="spellEnd"/>
+      <w:r>
+        <w:rPr>
+          <w:lang w:val="en-GB"/>
+        </w:rPr>
+        <w:t>.</w:t>
+      </w:r>
+    </w:p>
+    <w:p>
+      <w:pPr>
+        <w:rPr>
+          <w:lang w:val="en-GB"/>
+        </w:rPr>
+      </w:pPr>
+    </w:p>
+    <w:p>
+      <w:pPr>
+        <w:rPr>
+          <w:lang w:val="en-GB"/>
+        </w:rPr>
+      </w:pPr>
+      <w:r>
+        <w:rPr>
+          <w:lang w:val="en-GB"/>
+        </w:rPr>
         <w:t xml:space="preserve"> </w:t>
       </w:r>
     </w:p>
@@ -198,6 +304,7 @@
         <w:rPr>
           <w:lang w:val="en-GB"/>
         </w:rPr>
+        <w:lastRenderedPageBreak/>
         <w:t>I worked on this project very intensively during my six-month internship at coma. In general, I'm very grateful to the boss I had there, because she kept me busy with a wide variety of assignments during that time and I was able to learn a lot that way. One of the biggest</w:t>
       </w:r>
       <w:r>
@@ -317,137 +424,269 @@
         <w:t>.</w:t>
       </w:r>
     </w:p>
+    <w:p/>
+    <w:p>
+      <w:pPr>
+        <w:rPr>
+          <w:lang w:val="en-GB"/>
+        </w:rPr>
+      </w:pPr>
+      <w:r>
+        <w:rPr>
+          <w:lang w:val="en-GB"/>
+        </w:rPr>
+        <w:t xml:space="preserve">The Coma-Tools - Intranet site was pretty much the first task I got during my internship. It was also one of the few </w:t>
+      </w:r>
+      <w:r>
+        <w:rPr>
+          <w:lang w:val="en-GB"/>
+        </w:rPr>
+        <w:t xml:space="preserve">connections </w:t>
+      </w:r>
+      <w:r>
+        <w:rPr>
+          <w:lang w:val="en-GB"/>
+        </w:rPr>
+        <w:t>I had with PHP so far. The task was to build a page that can be extended as much as I want. It should also look like the coma blog.</w:t>
+      </w:r>
+    </w:p>
+    <w:p>
+      <w:pPr>
+        <w:rPr>
+          <w:lang w:val="en-GB"/>
+        </w:rPr>
+      </w:pPr>
+      <w:r>
+        <w:rPr>
+          <w:lang w:val="en-GB"/>
+        </w:rPr>
+        <w:t>The technology behind it was php.</w:t>
+      </w:r>
+    </w:p>
+    <w:p>
+      <w:pPr>
+        <w:rPr>
+          <w:lang w:val="en-GB"/>
+        </w:rPr>
+      </w:pPr>
+    </w:p>
     <w:p>
       <w:pPr>
         <w:pStyle w:val="berschrift1"/>
       </w:pPr>
       <w:r>
+        <w:t>CMS – Systeme</w:t>
+      </w:r>
+    </w:p>
+    <w:p>
+      <w:r>
+        <w:t xml:space="preserve">Während meiner Zeit bei coma bin ich auch mit einigen CMS-Systemen in Berührung gekommen, wie </w:t>
+      </w:r>
+      <w:proofErr w:type="spellStart"/>
+      <w:r>
+        <w:t>Wordpress</w:t>
+      </w:r>
+      <w:proofErr w:type="spellEnd"/>
+      <w:r>
+        <w:t xml:space="preserve">, Typo3, </w:t>
+      </w:r>
+      <w:proofErr w:type="spellStart"/>
+      <w:r>
+        <w:t>Statamic</w:t>
+      </w:r>
+      <w:proofErr w:type="spellEnd"/>
+      <w:r>
+        <w:t xml:space="preserve"> und First-spirit. </w:t>
+      </w:r>
+    </w:p>
+    <w:p>
+      <w:r>
+        <w:t xml:space="preserve">Mit </w:t>
+      </w:r>
+      <w:proofErr w:type="spellStart"/>
+      <w:r>
+        <w:t>Wordpress</w:t>
+      </w:r>
+      <w:proofErr w:type="spellEnd"/>
+      <w:r>
+        <w:t xml:space="preserve"> </w:t>
+      </w:r>
+      <w:r>
+        <w:t>durfte ich</w:t>
+      </w:r>
+      <w:r>
+        <w:t xml:space="preserve"> eine ganze Website mithilfe einer unserer Designerin </w:t>
+      </w:r>
+      <w:r>
+        <w:t>entwickeln.</w:t>
+      </w:r>
+      <w:r>
+        <w:t xml:space="preserve"> </w:t>
+      </w:r>
+      <w:r>
+        <w:t>Diese Seite</w:t>
+      </w:r>
+      <w:r>
+        <w:t xml:space="preserve"> wurde allerdings n</w:t>
+      </w:r>
+      <w:r>
+        <w:t xml:space="preserve">ie in Betrieb </w:t>
+      </w:r>
+      <w:r>
+        <w:t>ge</w:t>
+      </w:r>
+      <w:r>
+        <w:t>nommen</w:t>
+      </w:r>
+      <w:r>
+        <w:t xml:space="preserve"> und ist letztendlich im Sande verlaufen. Dennoch habe ich einiges an Erfahrung sammeln können.</w:t>
+      </w:r>
+      <w:r>
+        <w:t xml:space="preserve"> </w:t>
+      </w:r>
+    </w:p>
+    <w:p/>
+    <w:p>
+      <w:pPr>
+        <w:rPr>
+          <w:lang w:val="en-GB"/>
+        </w:rPr>
+      </w:pPr>
+      <w:r>
+        <w:rPr>
+          <w:lang w:val="en-GB"/>
+        </w:rPr>
+        <w:t xml:space="preserve">During my time at </w:t>
+      </w:r>
+      <w:proofErr w:type="gramStart"/>
+      <w:r>
+        <w:rPr>
+          <w:lang w:val="en-GB"/>
+        </w:rPr>
+        <w:t>coma</w:t>
+      </w:r>
+      <w:proofErr w:type="gramEnd"/>
+      <w:r>
+        <w:rPr>
+          <w:lang w:val="en-GB"/>
+        </w:rPr>
+        <w:t xml:space="preserve"> I also got in touch with some CMS systems, like </w:t>
+      </w:r>
+      <w:proofErr w:type="spellStart"/>
+      <w:r>
+        <w:rPr>
+          <w:lang w:val="en-GB"/>
+        </w:rPr>
+        <w:t>Wordpress</w:t>
+      </w:r>
+      <w:proofErr w:type="spellEnd"/>
+      <w:r>
+        <w:rPr>
+          <w:lang w:val="en-GB"/>
+        </w:rPr>
+        <w:t xml:space="preserve">, Typo3, </w:t>
+      </w:r>
+      <w:proofErr w:type="spellStart"/>
+      <w:r>
+        <w:rPr>
+          <w:lang w:val="en-GB"/>
+        </w:rPr>
+        <w:t>Statamic</w:t>
+      </w:r>
+      <w:proofErr w:type="spellEnd"/>
+      <w:r>
+        <w:rPr>
+          <w:lang w:val="en-GB"/>
+        </w:rPr>
+        <w:t xml:space="preserve"> and First-spirit. </w:t>
+      </w:r>
+    </w:p>
+    <w:p>
+      <w:pPr>
+        <w:rPr>
+          <w:lang w:val="en-GB"/>
+        </w:rPr>
+      </w:pPr>
+      <w:r>
+        <w:rPr>
+          <w:lang w:val="en-GB"/>
+        </w:rPr>
+        <w:t xml:space="preserve">With </w:t>
+      </w:r>
+      <w:proofErr w:type="spellStart"/>
+      <w:r>
+        <w:rPr>
+          <w:lang w:val="en-GB"/>
+        </w:rPr>
+        <w:t>Wordpress</w:t>
+      </w:r>
+      <w:proofErr w:type="spellEnd"/>
+      <w:r>
+        <w:rPr>
+          <w:lang w:val="en-GB"/>
+        </w:rPr>
+        <w:t>, I got to develop an entire website with the help of one of our designers. However, this site never went live and eventually fizzled out. Still, I was able to gain quite a bit of experience.</w:t>
+      </w:r>
+    </w:p>
+    <w:p>
+      <w:pPr>
+        <w:pStyle w:val="berschrift1"/>
+        <w:rPr>
+          <w:lang w:val="en-GB"/>
+        </w:rPr>
+      </w:pPr>
+    </w:p>
+    <w:p>
+      <w:pPr>
+        <w:pStyle w:val="berschrift1"/>
+      </w:pPr>
+      <w:proofErr w:type="spellStart"/>
+      <w:r>
+        <w:t>Wordpress</w:t>
+      </w:r>
+      <w:proofErr w:type="spellEnd"/>
+    </w:p>
+    <w:p>
+      <w:r>
+        <w:t xml:space="preserve">In </w:t>
+      </w:r>
+      <w:proofErr w:type="spellStart"/>
+      <w:r>
+        <w:t>Wordpress</w:t>
+      </w:r>
+      <w:proofErr w:type="spellEnd"/>
+      <w:r>
+        <w:t xml:space="preserve"> habe ich mich für ein Projekt eingearbeitet, welches so </w:t>
+      </w:r>
+      <w:r>
+        <w:t>nebenherlief</w:t>
+      </w:r>
+      <w:r>
+        <w:t xml:space="preserve">. Es ging um einen Prototyp für </w:t>
+      </w:r>
+      <w:r>
+        <w:t xml:space="preserve">eine Consulting-Firma. Hierfür habe ich das Design einer Kollegin umgesetzt. </w:t>
+      </w:r>
+      <w:r>
+        <w:t xml:space="preserve">Letztendlich kam es </w:t>
+      </w:r>
+      <w:r>
+        <w:t xml:space="preserve">nicht dazu </w:t>
+      </w:r>
+      <w:r>
+        <w:t>diese Seite zu veröffentlichen</w:t>
+      </w:r>
+      <w:r>
+        <w:t>, deswegen kann ich jetzt auch nichts mehr von ihr herzeigen.</w:t>
+      </w:r>
+    </w:p>
+    <w:p/>
+    <w:p>
+      <w:pPr>
+        <w:pStyle w:val="berschrift1"/>
+      </w:pPr>
+      <w:r>
         <w:lastRenderedPageBreak/>
-        <w:t>CMS – Systeme</w:t>
-      </w:r>
-    </w:p>
-    <w:p>
-      <w:r>
-        <w:t xml:space="preserve">Während meiner Zeit bei coma bin ich auch mit einigen CMS-Systemen in Berührung gekommen, wie </w:t>
-      </w:r>
-      <w:proofErr w:type="spellStart"/>
-      <w:r>
-        <w:t>Wordpress</w:t>
-      </w:r>
-      <w:proofErr w:type="spellEnd"/>
-      <w:r>
-        <w:t xml:space="preserve">, Typo3, </w:t>
-      </w:r>
-      <w:proofErr w:type="spellStart"/>
-      <w:r>
-        <w:t>Statamic</w:t>
-      </w:r>
-      <w:proofErr w:type="spellEnd"/>
-      <w:r>
-        <w:t xml:space="preserve"> und First-spirit. </w:t>
-      </w:r>
-    </w:p>
-    <w:p>
-      <w:r>
-        <w:t xml:space="preserve">Mit </w:t>
-      </w:r>
-      <w:proofErr w:type="spellStart"/>
-      <w:r>
-        <w:t>Wordpress</w:t>
-      </w:r>
-      <w:proofErr w:type="spellEnd"/>
-      <w:r>
-        <w:t xml:space="preserve"> </w:t>
-      </w:r>
-      <w:r>
-        <w:t>durfte ich</w:t>
-      </w:r>
-      <w:r>
-        <w:t xml:space="preserve"> eine ganze Website mithilfe einer unserer Designerin </w:t>
-      </w:r>
-      <w:r>
-        <w:t>entwickeln.</w:t>
-      </w:r>
-      <w:r>
-        <w:t xml:space="preserve"> </w:t>
-      </w:r>
-      <w:r>
-        <w:t>Diese Seite</w:t>
-      </w:r>
-      <w:r>
-        <w:t xml:space="preserve"> wurde allerdings n</w:t>
-      </w:r>
-      <w:r>
-        <w:t xml:space="preserve">ie in Betrieb </w:t>
-      </w:r>
-      <w:r>
-        <w:t>ge</w:t>
-      </w:r>
-      <w:r>
-        <w:t>nommen</w:t>
-      </w:r>
-      <w:r>
-        <w:t xml:space="preserve"> und ist letztendlich im Sande verlaufen. Dennoch habe ich einiges an Erfahrung sammeln können.</w:t>
-      </w:r>
-      <w:r>
-        <w:t xml:space="preserve"> </w:t>
-      </w:r>
-    </w:p>
-    <w:p>
-      <w:pPr>
-        <w:pStyle w:val="berschrift1"/>
-      </w:pPr>
-    </w:p>
-    <w:p>
-      <w:pPr>
-        <w:pStyle w:val="berschrift1"/>
-      </w:pPr>
-      <w:proofErr w:type="spellStart"/>
-      <w:r>
-        <w:t>Wordpress</w:t>
-      </w:r>
-      <w:proofErr w:type="spellEnd"/>
-    </w:p>
-    <w:p>
-      <w:r>
-        <w:t xml:space="preserve">In </w:t>
-      </w:r>
-      <w:proofErr w:type="spellStart"/>
-      <w:r>
-        <w:t>Wordpress</w:t>
-      </w:r>
-      <w:proofErr w:type="spellEnd"/>
-      <w:r>
-        <w:t xml:space="preserve"> habe ich mich für ein Projekt eingearbeitet, welches so </w:t>
-      </w:r>
-      <w:r>
-        <w:t>nebenherlief</w:t>
-      </w:r>
-      <w:r>
-        <w:t xml:space="preserve">. Es ging um einen Prototyp für </w:t>
-      </w:r>
-      <w:r>
-        <w:t xml:space="preserve">eine Consulting-Firma. Hierfür habe ich das Design einer Kollegin umgesetzt. </w:t>
-      </w:r>
-      <w:r>
-        <w:t xml:space="preserve">Letztendlich kam es </w:t>
-      </w:r>
-      <w:r>
-        <w:t xml:space="preserve">nicht dazu </w:t>
-      </w:r>
-      <w:r>
-        <w:t>diese Seite zu veröffentlichen</w:t>
-      </w:r>
-      <w:r>
-        <w:t>, deswegen kann ich jetzt auch nichts mehr von ihr herzeigen.</w:t>
-      </w:r>
-    </w:p>
-    <w:p/>
-    <w:p>
-      <w:pPr>
-        <w:pStyle w:val="berschrift1"/>
-      </w:pPr>
-      <w:r>
         <w:t>Typ</w:t>
       </w:r>
       <w:r>
